--- a/writeups/Experiment_5_JavaScript_Programming_Writeup.docx
+++ b/writeups/Experiment_5_JavaScript_Programming_Writeup.docx
@@ -1724,6 +1724,304 @@
               <w:br/>
               <w:t xml:space="preserve">  }</w:t>
               <w:br/>
+              <w:br/>
+              <w:t xml:space="preserve">  // Task 5: JavaScript Input Validation Suite</w:t>
+              <w:br/>
+              <w:t xml:space="preserve">  const runValSuiteBtn = document.getElementById("btnRunValidationSuite");</w:t>
+              <w:br/>
+              <w:t xml:space="preserve">  if (runValSuiteBtn) {</w:t>
+              <w:br/>
+              <w:t xml:space="preserve">    runValSuiteBtn.addEventListener("click", function () {</w:t>
+              <w:br/>
+              <w:t xml:space="preserve">      const name = document.getElementById("valTestName").value.trim();</w:t>
+              <w:br/>
+              <w:t xml:space="preserve">      const mobile = document.getElementById("valTestMobile").value.trim();</w:t>
+              <w:br/>
+              <w:t xml:space="preserve">      const plotId = document.getElementById("valTestPlotId").value.trim().toUpperCase();</w:t>
+              <w:br/>
+              <w:t xml:space="preserve">      const moisture = parseFloat(document.getElementById("valTestMoisture").value);</w:t>
+              <w:br/>
+              <w:br/>
+              <w:t xml:space="preserve">      const isNameValid = /^[A-Za-z\s]+$/.test(name) &amp;&amp; name.length &gt; 0;</w:t>
+              <w:br/>
+              <w:t xml:space="preserve">      const isMobileValid = /^[6-9]\d{9}$/.test(mobile);</w:t>
+              <w:br/>
+              <w:t xml:space="preserve">      const isPlotValid = /^AGR-\d{4}$/.test(plotId);</w:t>
+              <w:br/>
+              <w:t xml:space="preserve">      const isMoistureValid = !isNaN(moisture) &amp;&amp; moisture &gt;= 0 &amp;&amp; moisture &lt;= 100;</w:t>
+              <w:br/>
+              <w:br/>
+              <w:t xml:space="preserve">      const outBox = document.getElementById("validationSuiteOutput");</w:t>
+              <w:br/>
+              <w:t xml:space="preserve">      if (outBox) {</w:t>
+              <w:br/>
+              <w:t xml:space="preserve">        outBox.innerHTML = `</w:t>
+              <w:br/>
+              <w:t xml:space="preserve">          &lt;div class="card" style="background:#f8fafc; border:1px solid #cbd5e1;"&gt;</w:t>
+              <w:br/>
+              <w:t xml:space="preserve">            &lt;h4 style="color:#0f172a; margin-top:0;"&gt;Task 5: JavaScript Validation Test Suite Results&lt;/h4&gt;</w:t>
+              <w:br/>
+              <w:t xml:space="preserve">            &lt;table class="data-table" style="font-size:0.88rem; width:100%;"&gt;</w:t>
+              <w:br/>
+              <w:t xml:space="preserve">              &lt;thead&gt;</w:t>
+              <w:br/>
+              <w:t xml:space="preserve">                &lt;tr&gt;</w:t>
+              <w:br/>
+              <w:t xml:space="preserve">                  &lt;th&gt;Field&lt;/th&gt;</w:t>
+              <w:br/>
+              <w:t xml:space="preserve">                  &lt;th&gt;Input Value&lt;/th&gt;</w:t>
+              <w:br/>
+              <w:t xml:space="preserve">                  &lt;th&gt;Rule Specification&lt;/th&gt;</w:t>
+              <w:br/>
+              <w:t xml:space="preserve">                  &lt;th&gt;Validation Result&lt;/th&gt;</w:t>
+              <w:br/>
+              <w:t xml:space="preserve">                &lt;/tr&gt;</w:t>
+              <w:br/>
+              <w:t xml:space="preserve">              &lt;/thead&gt;</w:t>
+              <w:br/>
+              <w:t xml:space="preserve">              &lt;tbody&gt;</w:t>
+              <w:br/>
+              <w:t xml:space="preserve">                &lt;tr&gt;</w:t>
+              <w:br/>
+              <w:t xml:space="preserve">                  &lt;td&gt;Farmer Name&lt;/td&gt;</w:t>
+              <w:br/>
+              <w:t xml:space="preserve">                  &lt;td&gt;&lt;code&gt;${name || "(empty)"}&lt;/code&gt;&lt;/td&gt;</w:t>
+              <w:br/>
+              <w:t xml:space="preserve">                  &lt;td&gt;Alphabetic characters &amp;amp; spaces only (/^[A-Za-z\\s]+$/)&lt;/td&gt;</w:t>
+              <w:br/>
+              <w:t xml:space="preserve">                  &lt;td&gt;${isNameValid ? '&lt;span class="status-pill status-approved"&gt;PASS - Valid&lt;/span&gt;' : '&lt;span class="status-pill status-hold"&gt;FAIL - Invalid&lt;/span&gt;'}&lt;/td&gt;</w:t>
+              <w:br/>
+              <w:t xml:space="preserve">                &lt;/tr&gt;</w:t>
+              <w:br/>
+              <w:t xml:space="preserve">                &lt;tr&gt;</w:t>
+              <w:br/>
+              <w:t xml:space="preserve">                  &lt;td&gt;Mobile Number&lt;/td&gt;</w:t>
+              <w:br/>
+              <w:t xml:space="preserve">                  &lt;td&gt;&lt;code&gt;${mobile || "(empty)"}&lt;/code&gt;&lt;/td&gt;</w:t>
+              <w:br/>
+              <w:t xml:space="preserve">                  &lt;td&gt;10 digits starting with 6-9 (/^[6-9]\\d{9}$/)&lt;/td&gt;</w:t>
+              <w:br/>
+              <w:t xml:space="preserve">                  &lt;td&gt;${isMobileValid ? '&lt;span class="status-pill status-approved"&gt;PASS - Valid&lt;/span&gt;' : '&lt;span class="status-pill status-hold"&gt;FAIL - Invalid&lt;/span&gt;'}&lt;/td&gt;</w:t>
+              <w:br/>
+              <w:t xml:space="preserve">                &lt;/tr&gt;</w:t>
+              <w:br/>
+              <w:t xml:space="preserve">                &lt;tr&gt;</w:t>
+              <w:br/>
+              <w:t xml:space="preserve">                  &lt;td&gt;Plot ID&lt;/td&gt;</w:t>
+              <w:br/>
+              <w:t xml:space="preserve">                  &lt;td&gt;&lt;code&gt;${plotId || "(empty)"}&lt;/code&gt;&lt;/td&gt;</w:t>
+              <w:br/>
+              <w:t xml:space="preserve">                  &lt;td&gt;Format AGR-#### (/^AGR-\\d{4}$/)&lt;/td&gt;</w:t>
+              <w:br/>
+              <w:t xml:space="preserve">                  &lt;td&gt;${isPlotValid ? '&lt;span class="status-pill status-approved"&gt;PASS - Valid&lt;/span&gt;' : '&lt;span class="status-pill status-hold"&gt;FAIL - Invalid&lt;/span&gt;'}&lt;/td&gt;</w:t>
+              <w:br/>
+              <w:t xml:space="preserve">                &lt;/tr&gt;</w:t>
+              <w:br/>
+              <w:t xml:space="preserve">                &lt;tr&gt;</w:t>
+              <w:br/>
+              <w:t xml:space="preserve">                  &lt;td&gt;Soil Moisture&lt;/td&gt;</w:t>
+              <w:br/>
+              <w:t xml:space="preserve">                  &lt;td&gt;&lt;code&gt;${isNaN(moisture) ? "(NaN)" : moisture + "%"}&lt;/code&gt;&lt;/td&gt;</w:t>
+              <w:br/>
+              <w:t xml:space="preserve">                  &lt;td&gt;Numeric range between 0% and 100%&lt;/td&gt;</w:t>
+              <w:br/>
+              <w:t xml:space="preserve">                  &lt;td&gt;${isMoistureValid ? '&lt;span class="status-pill status-approved"&gt;PASS - Valid&lt;/span&gt;' : '&lt;span class="status-pill status-hold"&gt;FAIL - Invalid&lt;/span&gt;'}&lt;/td&gt;</w:t>
+              <w:br/>
+              <w:t xml:space="preserve">                &lt;/tr&gt;</w:t>
+              <w:br/>
+              <w:t xml:space="preserve">              &lt;/tbody&gt;</w:t>
+              <w:br/>
+              <w:t xml:space="preserve">            &lt;/table&gt;</w:t>
+              <w:br/>
+              <w:t xml:space="preserve">          &lt;/div&gt;</w:t>
+              <w:br/>
+              <w:t xml:space="preserve">        `;</w:t>
+              <w:br/>
+              <w:t xml:space="preserve">      }</w:t>
+              <w:br/>
+              <w:t xml:space="preserve">    });</w:t>
+              <w:br/>
+              <w:t xml:space="preserve">  }</w:t>
+              <w:br/>
+              <w:br/>
+              <w:t xml:space="preserve">  // Task 6: Interactive Advisory Request &amp; Registration Form</w:t>
+              <w:br/>
+              <w:t xml:space="preserve">  const exp5Form = document.getElementById("exp5RequestForm");</w:t>
+              <w:br/>
+              <w:t xml:space="preserve">  if (exp5Form) {</w:t>
+              <w:br/>
+              <w:t xml:space="preserve">    exp5Form.addEventListener("submit", function (e) {</w:t>
+              <w:br/>
+              <w:t xml:space="preserve">      e.preventDefault();</w:t>
+              <w:br/>
+              <w:br/>
+              <w:t xml:space="preserve">      const nameField = document.getElementById("reqFarmerName");</w:t>
+              <w:br/>
+              <w:t xml:space="preserve">      const mobileField = document.getElementById("reqMobile");</w:t>
+              <w:br/>
+              <w:t xml:space="preserve">      const plotField = document.getElementById("reqPlotId");</w:t>
+              <w:br/>
+              <w:t xml:space="preserve">      const moistureField = document.getElementById("reqMoisture");</w:t>
+              <w:br/>
+              <w:t xml:space="preserve">      const stageField = document.getElementById("reqCropStage");</w:t>
+              <w:br/>
+              <w:t xml:space="preserve">      const dateField = document.getElementById("reqDate");</w:t>
+              <w:br/>
+              <w:br/>
+              <w:t xml:space="preserve">      const nameVal = nameField.value.trim();</w:t>
+              <w:br/>
+              <w:t xml:space="preserve">      const mobileVal = mobileField.value.trim();</w:t>
+              <w:br/>
+              <w:t xml:space="preserve">      const plotVal = plotField.value.trim().toUpperCase();</w:t>
+              <w:br/>
+              <w:t xml:space="preserve">      plotField.value = plotVal;</w:t>
+              <w:br/>
+              <w:t xml:space="preserve">      const moistureVal = parseFloat(moistureField.value);</w:t>
+              <w:br/>
+              <w:t xml:space="preserve">      const stageVal = stageField.value;</w:t>
+              <w:br/>
+              <w:t xml:space="preserve">      const dateVal = dateField.value;</w:t>
+              <w:br/>
+              <w:br/>
+              <w:t xml:space="preserve">      let valid = true;</w:t>
+              <w:br/>
+              <w:t xml:space="preserve">      if (!/^[A-Za-z\s]+$/.test(nameVal)) {</w:t>
+              <w:br/>
+              <w:t xml:space="preserve">        document.getElementById("reqFarmerNameErr").textContent = "Name must be letters &amp; spaces only.";</w:t>
+              <w:br/>
+              <w:t xml:space="preserve">        nameField.classList.add("is-invalid");</w:t>
+              <w:br/>
+              <w:t xml:space="preserve">        valid = false;</w:t>
+              <w:br/>
+              <w:t xml:space="preserve">      } else {</w:t>
+              <w:br/>
+              <w:t xml:space="preserve">        document.getElementById("reqFarmerNameErr").textContent = "";</w:t>
+              <w:br/>
+              <w:t xml:space="preserve">        nameField.classList.remove("is-invalid");</w:t>
+              <w:br/>
+              <w:t xml:space="preserve">        nameField.classList.add("is-valid");</w:t>
+              <w:br/>
+              <w:t xml:space="preserve">      }</w:t>
+              <w:br/>
+              <w:br/>
+              <w:t xml:space="preserve">      if (!/^[6-9]\d{9}$/.test(mobileVal)) {</w:t>
+              <w:br/>
+              <w:t xml:space="preserve">        document.getElementById("reqMobileErr").textContent = "Must be 10 digits starting with 6-9.";</w:t>
+              <w:br/>
+              <w:t xml:space="preserve">        mobileField.classList.add("is-invalid");</w:t>
+              <w:br/>
+              <w:t xml:space="preserve">        valid = false;</w:t>
+              <w:br/>
+              <w:t xml:space="preserve">      } else {</w:t>
+              <w:br/>
+              <w:t xml:space="preserve">        document.getElementById("reqMobileErr").textContent = "";</w:t>
+              <w:br/>
+              <w:t xml:space="preserve">        mobileField.classList.remove("is-invalid");</w:t>
+              <w:br/>
+              <w:t xml:space="preserve">        mobileField.classList.add("is-valid");</w:t>
+              <w:br/>
+              <w:t xml:space="preserve">      }</w:t>
+              <w:br/>
+              <w:br/>
+              <w:t xml:space="preserve">      if (!/^AGR-\d{4}$/.test(plotVal)) {</w:t>
+              <w:br/>
+              <w:t xml:space="preserve">        document.getElementById("reqPlotIdErr").textContent = "Plot ID must follow format AGR-####.";</w:t>
+              <w:br/>
+              <w:t xml:space="preserve">        plotField.classList.add("is-invalid");</w:t>
+              <w:br/>
+              <w:t xml:space="preserve">        valid = false;</w:t>
+              <w:br/>
+              <w:t xml:space="preserve">      } else {</w:t>
+              <w:br/>
+              <w:t xml:space="preserve">        document.getElementById("reqPlotIdErr").textContent = "";</w:t>
+              <w:br/>
+              <w:t xml:space="preserve">        plotField.classList.remove("is-invalid");</w:t>
+              <w:br/>
+              <w:t xml:space="preserve">        plotField.classList.add("is-valid");</w:t>
+              <w:br/>
+              <w:t xml:space="preserve">      }</w:t>
+              <w:br/>
+              <w:br/>
+              <w:t xml:space="preserve">      if (isNaN(moistureVal) || moistureVal &lt; 0 || moistureVal &gt; 100) {</w:t>
+              <w:br/>
+              <w:t xml:space="preserve">        document.getElementById("reqMoistureErr").textContent = "Moisture must be between 0 and 100.";</w:t>
+              <w:br/>
+              <w:t xml:space="preserve">        moistureField.classList.add("is-invalid");</w:t>
+              <w:br/>
+              <w:t xml:space="preserve">        valid = false;</w:t>
+              <w:br/>
+              <w:t xml:space="preserve">      } else {</w:t>
+              <w:br/>
+              <w:t xml:space="preserve">        document.getElementById("reqMoistureErr").textContent = "";</w:t>
+              <w:br/>
+              <w:t xml:space="preserve">        moistureField.classList.remove("is-invalid");</w:t>
+              <w:br/>
+              <w:t xml:space="preserve">        moistureField.classList.add("is-valid");</w:t>
+              <w:br/>
+              <w:t xml:space="preserve">      }</w:t>
+              <w:br/>
+              <w:br/>
+              <w:t xml:space="preserve">      if (!dateVal) {</w:t>
+              <w:br/>
+              <w:t xml:space="preserve">        document.getElementById("reqDateErr").textContent = "Date is required.";</w:t>
+              <w:br/>
+              <w:t xml:space="preserve">        dateField.classList.add("is-invalid");</w:t>
+              <w:br/>
+              <w:t xml:space="preserve">        valid = false;</w:t>
+              <w:br/>
+              <w:t xml:space="preserve">      } else {</w:t>
+              <w:br/>
+              <w:t xml:space="preserve">        document.getElementById("reqDateErr").textContent = "";</w:t>
+              <w:br/>
+              <w:t xml:space="preserve">        dateField.classList.remove("is-invalid");</w:t>
+              <w:br/>
+              <w:t xml:space="preserve">        dateField.classList.add("is-valid");</w:t>
+              <w:br/>
+              <w:t xml:space="preserve">      }</w:t>
+              <w:br/>
+              <w:br/>
+              <w:t xml:space="preserve">      if (!valid) return;</w:t>
+              <w:br/>
+              <w:br/>
+              <w:t xml:space="preserve">      const successBox = document.getElementById("task6SuccessMsg");</w:t>
+              <w:br/>
+              <w:t xml:space="preserve">      if (successBox) {</w:t>
+              <w:br/>
+              <w:t xml:space="preserve">        successBox.innerHTML = `&lt;strong&gt;Advisory Request Submitted Successfully!&lt;/strong&gt;&lt;br&gt;Record generated for Farmer &lt;strong&gt;${nameVal}&lt;/strong&gt; (Plot: &lt;strong&gt;${plotVal}&lt;/strong&gt;) on ${dateVal}.`;</w:t>
+              <w:br/>
+              <w:t xml:space="preserve">        successBox.style.display = "block";</w:t>
+              <w:br/>
+              <w:t xml:space="preserve">      }</w:t>
+              <w:br/>
+              <w:br/>
+              <w:t xml:space="preserve">      const outBox = document.getElementById("exp5RequestOutput");</w:t>
+              <w:br/>
+              <w:t xml:space="preserve">      if (outBox) {</w:t>
+              <w:br/>
+              <w:t xml:space="preserve">        const quotaMins = moistureVal &lt; 30 ? 45 : (moistureVal &lt; 45 ? 25 : 0);</w:t>
+              <w:br/>
+              <w:t xml:space="preserve">        outBox.innerHTML = `</w:t>
+              <w:br/>
+              <w:t xml:space="preserve">          &lt;div class="card" style="background:#f0fdf4; border:1px solid #86efac; margin-top:1rem;"&gt;</w:t>
+              <w:br/>
+              <w:t xml:space="preserve">            &lt;h4 style="color:#166534; margin-top:0;"&gt;Task 6 Generated Advisory Decision&lt;/h4&gt;</w:t>
+              <w:br/>
+              <w:t xml:space="preserve">            &lt;p&gt;&lt;strong&gt;Farmer:&lt;/strong&gt; ${nameVal} | &lt;strong&gt;Mobile:&lt;/strong&gt; ${mobileVal} | &lt;strong&gt;Plot:&lt;/strong&gt; ${plotVal}&lt;/p&gt;</w:t>
+              <w:br/>
+              <w:t xml:space="preserve">            &lt;p&gt;&lt;strong&gt;Stage:&lt;/strong&gt; ${stageVal} | &lt;strong&gt;Telemetry Moisture:&lt;/strong&gt; ${moistureVal}%&lt;/p&gt;</w:t>
+              <w:br/>
+              <w:t xml:space="preserve">            &lt;p&gt;&lt;strong&gt;Recommended Action:&lt;/strong&gt; ${quotaMins &gt; 0 ? `&lt;span class="status-pill status-hold"&gt;Irrigate ${quotaMins} minutes via drip&lt;/span&gt;` : '&lt;span class="status-pill status-approved"&gt;Adequate soil moisture - No irrigation needed today&lt;/span&gt;'}&lt;/p&gt;</w:t>
+              <w:br/>
+              <w:t xml:space="preserve">          &lt;/div&gt;</w:t>
+              <w:br/>
+              <w:t xml:space="preserve">        `;</w:t>
+              <w:br/>
+              <w:t xml:space="preserve">      }</w:t>
+              <w:br/>
+              <w:t xml:space="preserve">    });</w:t>
+              <w:br/>
+              <w:t xml:space="preserve">  }</w:t>
+              <w:br/>
               <w:t>});</w:t>
               <w:br/>
             </w:r>
@@ -2035,6 +2333,156 @@
               <w:br/>
               <w:t xml:space="preserve">      &lt;/section&gt;</w:t>
               <w:br/>
+              <w:br/>
+              <w:t xml:space="preserve">      &lt;!-- Task 5: JavaScript Input Validation Suite --&gt;</w:t>
+              <w:br/>
+              <w:t xml:space="preserve">      &lt;section class="js-panel" id="exp5-task5-panel"&gt;</w:t>
+              <w:br/>
+              <w:t xml:space="preserve">        &lt;h3&gt;Task 5: Client-Side Input Validation Functions&lt;/h3&gt;</w:t>
+              <w:br/>
+              <w:t xml:space="preserve">        &lt;p style="font-size: 0.9rem; color: #516151;"&gt;Dedicated validation functions for Farmer Name (alphabetical + spaces), Mobile Number (10 digits starting with 6-9), and Plot ID (pattern AGR-####).&lt;/p&gt;</w:t>
+              <w:br/>
+              <w:t xml:space="preserve">        &lt;div class="grid-2col"&gt;</w:t>
+              <w:br/>
+              <w:t xml:space="preserve">          &lt;div class="form-group"&gt;</w:t>
+              <w:br/>
+              <w:t xml:space="preserve">            &lt;label for="valTestName"&gt;Test Farmer Name:&lt;/label&gt;</w:t>
+              <w:br/>
+              <w:t xml:space="preserve">            &lt;input type="text" id="valTestName" value="Pranav Mendon"&gt;</w:t>
+              <w:br/>
+              <w:t xml:space="preserve">          &lt;/div&gt;</w:t>
+              <w:br/>
+              <w:t xml:space="preserve">          &lt;div class="form-group"&gt;</w:t>
+              <w:br/>
+              <w:t xml:space="preserve">            &lt;label for="valTestMobile"&gt;Test Mobile Number:&lt;/label&gt;</w:t>
+              <w:br/>
+              <w:t xml:space="preserve">            &lt;input type="tel" id="valTestMobile" value="9876543210"&gt;</w:t>
+              <w:br/>
+              <w:t xml:space="preserve">          &lt;/div&gt;</w:t>
+              <w:br/>
+              <w:t xml:space="preserve">          &lt;div class="form-group"&gt;</w:t>
+              <w:br/>
+              <w:t xml:space="preserve">            &lt;label for="valTestPlotId"&gt;Test Plot ID:&lt;/label&gt;</w:t>
+              <w:br/>
+              <w:t xml:space="preserve">            &lt;input type="text" id="valTestPlotId" value="AGR-1024"&gt;</w:t>
+              <w:br/>
+              <w:t xml:space="preserve">          &lt;/div&gt;</w:t>
+              <w:br/>
+              <w:t xml:space="preserve">          &lt;div class="form-group"&gt;</w:t>
+              <w:br/>
+              <w:t xml:space="preserve">            &lt;label for="valTestMoisture"&gt;Test Soil Moisture (%):&lt;/label&gt;</w:t>
+              <w:br/>
+              <w:t xml:space="preserve">            &lt;input type="number" id="valTestMoisture" value="28"&gt;</w:t>
+              <w:br/>
+              <w:t xml:space="preserve">          &lt;/div&gt;</w:t>
+              <w:br/>
+              <w:t xml:space="preserve">        &lt;/div&gt;</w:t>
+              <w:br/>
+              <w:t xml:space="preserve">        &lt;button id="btnRunValidationSuite" class="btn btn-submit"&gt;Run JavaScript Validation Suite&lt;/button&gt;</w:t>
+              <w:br/>
+              <w:t xml:space="preserve">        &lt;div id="validationSuiteOutput" style="margin-top: 1rem;"&gt;&lt;/div&gt;</w:t>
+              <w:br/>
+              <w:t xml:space="preserve">      &lt;/section&gt;</w:t>
+              <w:br/>
+              <w:br/>
+              <w:t xml:space="preserve">      &lt;!-- Task 6: Interactive Advisory Request &amp; Registration Form --&gt;</w:t>
+              <w:br/>
+              <w:t xml:space="preserve">      &lt;section class="js-panel" id="exp5-task6-panel"&gt;</w:t>
+              <w:br/>
+              <w:t xml:space="preserve">        &lt;h3&gt;Task 6: Interactive Advisory Request &amp;amp; Registration Form&lt;/h3&gt;</w:t>
+              <w:br/>
+              <w:t xml:space="preserve">        &lt;p style="font-size: 0.9rem; color: #516151;"&gt;Complete HTML form utilizing semantic controls, DOM event handling, fieldsets, and automated advisory recommendation generation upon valid submission.&lt;/p&gt;</w:t>
+              <w:br/>
+              <w:t xml:space="preserve">        &lt;div id="task6SuccessMsg" class="alert-success" style="display:none; margin-bottom:1rem;"&gt;&lt;/div&gt;</w:t>
+              <w:br/>
+              <w:t xml:space="preserve">        &lt;form id="exp5RequestForm" novalidate&gt;</w:t>
+              <w:br/>
+              <w:t xml:space="preserve">          &lt;fieldset style="border: 1px solid #74c69d; border-radius: 6px; padding: 1rem; margin-bottom: 1rem;"&gt;</w:t>
+              <w:br/>
+              <w:t xml:space="preserve">            &lt;legend style="font-weight: bold; color: #1b4332; padding: 0 0.5rem;"&gt;Irrigation Request Parameters&lt;/legend&gt;</w:t>
+              <w:br/>
+              <w:t xml:space="preserve">            &lt;div class="grid-2col"&gt;</w:t>
+              <w:br/>
+              <w:t xml:space="preserve">              &lt;div class="form-group"&gt;</w:t>
+              <w:br/>
+              <w:t xml:space="preserve">                &lt;label for="reqFarmerName"&gt;Farmer Name &lt;span class="required-star"&gt;*&lt;/span&gt;&lt;/label&gt;</w:t>
+              <w:br/>
+              <w:t xml:space="preserve">                &lt;input type="text" id="reqFarmerName" value="Pranav Mendon"&gt;</w:t>
+              <w:br/>
+              <w:t xml:space="preserve">                &lt;span class="error-msg" id="reqFarmerNameErr"&gt;&lt;/span&gt;</w:t>
+              <w:br/>
+              <w:t xml:space="preserve">              &lt;/div&gt;</w:t>
+              <w:br/>
+              <w:t xml:space="preserve">              &lt;div class="form-group"&gt;</w:t>
+              <w:br/>
+              <w:t xml:space="preserve">                &lt;label for="reqMobile"&gt;Mobile Number &lt;span class="required-star"&gt;*&lt;/span&gt;&lt;/label&gt;</w:t>
+              <w:br/>
+              <w:t xml:space="preserve">                &lt;input type="tel" id="reqMobile" value="9823012345"&gt;</w:t>
+              <w:br/>
+              <w:t xml:space="preserve">                &lt;span class="error-msg" id="reqMobileErr"&gt;&lt;/span&gt;</w:t>
+              <w:br/>
+              <w:t xml:space="preserve">              &lt;/div&gt;</w:t>
+              <w:br/>
+              <w:t xml:space="preserve">              &lt;div class="form-group"&gt;</w:t>
+              <w:br/>
+              <w:t xml:space="preserve">                &lt;label for="reqPlotId"&gt;Plot ID &lt;span class="required-star"&gt;*&lt;/span&gt;&lt;/label&gt;</w:t>
+              <w:br/>
+              <w:t xml:space="preserve">                &lt;input type="text" id="reqPlotId" value="AGR-2048"&gt;</w:t>
+              <w:br/>
+              <w:t xml:space="preserve">                &lt;span class="error-msg" id="reqPlotIdErr"&gt;&lt;/span&gt;</w:t>
+              <w:br/>
+              <w:t xml:space="preserve">              &lt;/div&gt;</w:t>
+              <w:br/>
+              <w:t xml:space="preserve">              &lt;div class="form-group"&gt;</w:t>
+              <w:br/>
+              <w:t xml:space="preserve">                &lt;label for="reqMoisture"&gt;Current Moisture (%) &lt;span class="required-star"&gt;*&lt;/span&gt;&lt;/label&gt;</w:t>
+              <w:br/>
+              <w:t xml:space="preserve">                &lt;input type="number" id="reqMoisture" value="26" min="0" max="100"&gt;</w:t>
+              <w:br/>
+              <w:t xml:space="preserve">                &lt;span class="error-msg" id="reqMoistureErr"&gt;&lt;/span&gt;</w:t>
+              <w:br/>
+              <w:t xml:space="preserve">              &lt;/div&gt;</w:t>
+              <w:br/>
+              <w:t xml:space="preserve">              &lt;div class="form-group"&gt;</w:t>
+              <w:br/>
+              <w:t xml:space="preserve">                &lt;label for="reqCropStage"&gt;Crop Growth Stage &lt;span class="required-star"&gt;*&lt;/span&gt;&lt;/label&gt;</w:t>
+              <w:br/>
+              <w:t xml:space="preserve">                &lt;select id="reqCropStage"&gt;</w:t>
+              <w:br/>
+              <w:t xml:space="preserve">                  &lt;option value="Tillering" selected&gt;Tillering Stage (Early)&lt;/option&gt;</w:t>
+              <w:br/>
+              <w:t xml:space="preserve">                  &lt;option value="Grand Growth"&gt;Grand Growth (Peak Water)&lt;/option&gt;</w:t>
+              <w:br/>
+              <w:t xml:space="preserve">                  &lt;option value="Ripening"&gt;Ripening Stage (Controlled)&lt;/option&gt;</w:t>
+              <w:br/>
+              <w:t xml:space="preserve">                &lt;/select&gt;</w:t>
+              <w:br/>
+              <w:t xml:space="preserve">                &lt;span class="error-msg" id="reqCropStageErr"&gt;&lt;/span&gt;</w:t>
+              <w:br/>
+              <w:t xml:space="preserve">              &lt;/div&gt;</w:t>
+              <w:br/>
+              <w:t xml:space="preserve">              &lt;div class="form-group"&gt;</w:t>
+              <w:br/>
+              <w:t xml:space="preserve">                &lt;label for="reqDate"&gt;Request / Irrigation Date &lt;span class="required-star"&gt;*&lt;/span&gt;&lt;/label&gt;</w:t>
+              <w:br/>
+              <w:t xml:space="preserve">                &lt;input type="date" id="reqDate" value="2026-08-14"&gt;</w:t>
+              <w:br/>
+              <w:t xml:space="preserve">                &lt;span class="error-msg" id="reqDateErr"&gt;&lt;/span&gt;</w:t>
+              <w:br/>
+              <w:t xml:space="preserve">              &lt;/div&gt;</w:t>
+              <w:br/>
+              <w:t xml:space="preserve">            &lt;/div&gt;</w:t>
+              <w:br/>
+              <w:t xml:space="preserve">            &lt;button type="submit" class="btn btn-submit" style="margin-top: 0.5rem;"&gt;Submit Irrigation Advisory Request&lt;/button&gt;</w:t>
+              <w:br/>
+              <w:t xml:space="preserve">          &lt;/fieldset&gt;</w:t>
+              <w:br/>
+              <w:t xml:space="preserve">        &lt;/form&gt;</w:t>
+              <w:br/>
+              <w:t xml:space="preserve">        &lt;div id="exp5RequestOutput"&gt;&lt;/div&gt;</w:t>
+              <w:br/>
+              <w:t xml:space="preserve">      &lt;/section&gt;</w:t>
+              <w:br/>
               <w:t xml:space="preserve">    &lt;/main&gt;</w:t>
               <w:br/>
               <w:br/>
@@ -2085,7 +2533,7 @@
           <w:color w:val="800000"/>
           <w:sz w:val="20"/>
         </w:rPr>
-        <w:t>Overview of Interactive JavaScript Advisory Portal Engine</w:t>
+        <w:t>Task 1: Soil Moisture Deficit &amp; Water Requirement Calculation</w:t>
       </w:r>
     </w:p>
     <w:p>
@@ -2096,7 +2544,7 @@
       <w:r>
         <w:drawing>
           <wp:inline xmlns:a="http://schemas.openxmlformats.org/drawingml/2006/main" xmlns:pic="http://schemas.openxmlformats.org/drawingml/2006/picture">
-            <wp:extent cx="5486400" cy="4114800"/>
+            <wp:extent cx="5486400" cy="2194560"/>
             <wp:docPr id="2" name="Picture 2"/>
             <wp:cNvGraphicFramePr>
               <a:graphicFrameLocks noChangeAspect="1"/>
@@ -2105,7 +2553,7 @@
               <a:graphicData uri="http://schemas.openxmlformats.org/drawingml/2006/picture">
                 <pic:pic>
                   <pic:nvPicPr>
-                    <pic:cNvPr id="0" name="exp5_smart_engine.png"/>
+                    <pic:cNvPr id="0" name="exp5_task1_deficit_calc.png"/>
                     <pic:cNvPicPr/>
                   </pic:nvPicPr>
                   <pic:blipFill>
@@ -2117,7 +2565,7 @@
                   <pic:spPr>
                     <a:xfrm>
                       <a:off x="0" y="0"/>
-                      <a:ext cx="5486400" cy="4114800"/>
+                      <a:ext cx="5486400" cy="2194560"/>
                     </a:xfrm>
                     <a:prstGeom prst="rect"/>
                   </pic:spPr>
@@ -2138,7 +2586,7 @@
           <w:color w:val="800000"/>
           <w:sz w:val="20"/>
         </w:rPr>
-        <w:t>Tasks 1-4 Execution Outputs: Moisture Deficit, Decision Rules, Farm Object, Array Analysis</w:t>
+        <w:t>Task 2: Multi-Factor Decision Rule Recommendation Engine</w:t>
       </w:r>
     </w:p>
     <w:p>
@@ -2149,7 +2597,7 @@
       <w:r>
         <w:drawing>
           <wp:inline xmlns:a="http://schemas.openxmlformats.org/drawingml/2006/main" xmlns:pic="http://schemas.openxmlformats.org/drawingml/2006/picture">
-            <wp:extent cx="5486400" cy="5724939"/>
+            <wp:extent cx="5486400" cy="2194560"/>
             <wp:docPr id="3" name="Picture 3"/>
             <wp:cNvGraphicFramePr>
               <a:graphicFrameLocks noChangeAspect="1"/>
@@ -2158,7 +2606,7 @@
               <a:graphicData uri="http://schemas.openxmlformats.org/drawingml/2006/picture">
                 <pic:pic>
                   <pic:nvPicPr>
-                    <pic:cNvPr id="0" name="exp5_all_outputs.png"/>
+                    <pic:cNvPr id="0" name="exp5_task2_decision_rules.png"/>
                     <pic:cNvPicPr/>
                   </pic:nvPicPr>
                   <pic:blipFill>
@@ -2170,7 +2618,219 @@
                   <pic:spPr>
                     <a:xfrm>
                       <a:off x="0" y="0"/>
-                      <a:ext cx="5486400" cy="5724939"/>
+                      <a:ext cx="5486400" cy="2194560"/>
+                    </a:xfrm>
+                    <a:prstGeom prst="rect"/>
+                  </pic:spPr>
+                </pic:pic>
+              </a:graphicData>
+            </a:graphic>
+          </wp:inline>
+        </w:drawing>
+      </w:r>
+    </w:p>
+    <w:p>
+      <w:pPr>
+        <w:spacing w:before="160" w:after="40"/>
+      </w:pPr>
+      <w:r>
+        <w:rPr>
+          <w:b/>
+          <w:color w:val="800000"/>
+          <w:sz w:val="20"/>
+        </w:rPr>
+        <w:t>Task 3: Sugarcane Farm Object Representation &amp; displayFarmInfo()</w:t>
+      </w:r>
+    </w:p>
+    <w:p>
+      <w:pPr>
+        <w:spacing w:after="120"/>
+        <w:jc w:val="center"/>
+      </w:pPr>
+      <w:r>
+        <w:drawing>
+          <wp:inline xmlns:a="http://schemas.openxmlformats.org/drawingml/2006/main" xmlns:pic="http://schemas.openxmlformats.org/drawingml/2006/picture">
+            <wp:extent cx="5486400" cy="2194560"/>
+            <wp:docPr id="4" name="Picture 4"/>
+            <wp:cNvGraphicFramePr>
+              <a:graphicFrameLocks noChangeAspect="1"/>
+            </wp:cNvGraphicFramePr>
+            <a:graphic>
+              <a:graphicData uri="http://schemas.openxmlformats.org/drawingml/2006/picture">
+                <pic:pic>
+                  <pic:nvPicPr>
+                    <pic:cNvPr id="0" name="exp5_task3_farm_object.png"/>
+                    <pic:cNvPicPr/>
+                  </pic:nvPicPr>
+                  <pic:blipFill>
+                    <a:blip r:embed="rId12"/>
+                    <a:stretch>
+                      <a:fillRect/>
+                    </a:stretch>
+                  </pic:blipFill>
+                  <pic:spPr>
+                    <a:xfrm>
+                      <a:off x="0" y="0"/>
+                      <a:ext cx="5486400" cy="2194560"/>
+                    </a:xfrm>
+                    <a:prstGeom prst="rect"/>
+                  </pic:spPr>
+                </pic:pic>
+              </a:graphicData>
+            </a:graphic>
+          </wp:inline>
+        </w:drawing>
+      </w:r>
+    </w:p>
+    <w:p>
+      <w:pPr>
+        <w:spacing w:before="160" w:after="40"/>
+      </w:pPr>
+      <w:r>
+        <w:rPr>
+          <w:b/>
+          <w:color w:val="800000"/>
+          <w:sz w:val="20"/>
+        </w:rPr>
+        <w:t>Task 4: Hourly Sensor Telemetry Array Processing (Min, Max, Avg, Critical Hours)</w:t>
+      </w:r>
+    </w:p>
+    <w:p>
+      <w:pPr>
+        <w:spacing w:after="120"/>
+        <w:jc w:val="center"/>
+      </w:pPr>
+      <w:r>
+        <w:drawing>
+          <wp:inline xmlns:a="http://schemas.openxmlformats.org/drawingml/2006/main" xmlns:pic="http://schemas.openxmlformats.org/drawingml/2006/picture">
+            <wp:extent cx="5486400" cy="2084832"/>
+            <wp:docPr id="5" name="Picture 5"/>
+            <wp:cNvGraphicFramePr>
+              <a:graphicFrameLocks noChangeAspect="1"/>
+            </wp:cNvGraphicFramePr>
+            <a:graphic>
+              <a:graphicData uri="http://schemas.openxmlformats.org/drawingml/2006/picture">
+                <pic:pic>
+                  <pic:nvPicPr>
+                    <pic:cNvPr id="0" name="exp5_task4_array_telemetry.png"/>
+                    <pic:cNvPicPr/>
+                  </pic:nvPicPr>
+                  <pic:blipFill>
+                    <a:blip r:embed="rId13"/>
+                    <a:stretch>
+                      <a:fillRect/>
+                    </a:stretch>
+                  </pic:blipFill>
+                  <pic:spPr>
+                    <a:xfrm>
+                      <a:off x="0" y="0"/>
+                      <a:ext cx="5486400" cy="2084832"/>
+                    </a:xfrm>
+                    <a:prstGeom prst="rect"/>
+                  </pic:spPr>
+                </pic:pic>
+              </a:graphicData>
+            </a:graphic>
+          </wp:inline>
+        </w:drawing>
+      </w:r>
+    </w:p>
+    <w:p>
+      <w:pPr>
+        <w:spacing w:before="160" w:after="40"/>
+      </w:pPr>
+      <w:r>
+        <w:rPr>
+          <w:b/>
+          <w:color w:val="800000"/>
+          <w:sz w:val="20"/>
+        </w:rPr>
+        <w:t>Task 5: Client-Side Input Validation Test Suite Results</w:t>
+      </w:r>
+    </w:p>
+    <w:p>
+      <w:pPr>
+        <w:spacing w:after="120"/>
+        <w:jc w:val="center"/>
+      </w:pPr>
+      <w:r>
+        <w:drawing>
+          <wp:inline xmlns:a="http://schemas.openxmlformats.org/drawingml/2006/main" xmlns:pic="http://schemas.openxmlformats.org/drawingml/2006/picture">
+            <wp:extent cx="5486400" cy="2084832"/>
+            <wp:docPr id="6" name="Picture 6"/>
+            <wp:cNvGraphicFramePr>
+              <a:graphicFrameLocks noChangeAspect="1"/>
+            </wp:cNvGraphicFramePr>
+            <a:graphic>
+              <a:graphicData uri="http://schemas.openxmlformats.org/drawingml/2006/picture">
+                <pic:pic>
+                  <pic:nvPicPr>
+                    <pic:cNvPr id="0" name="exp5_task5_validation_suite.png"/>
+                    <pic:cNvPicPr/>
+                  </pic:nvPicPr>
+                  <pic:blipFill>
+                    <a:blip r:embed="rId14"/>
+                    <a:stretch>
+                      <a:fillRect/>
+                    </a:stretch>
+                  </pic:blipFill>
+                  <pic:spPr>
+                    <a:xfrm>
+                      <a:off x="0" y="0"/>
+                      <a:ext cx="5486400" cy="2084832"/>
+                    </a:xfrm>
+                    <a:prstGeom prst="rect"/>
+                  </pic:spPr>
+                </pic:pic>
+              </a:graphicData>
+            </a:graphic>
+          </wp:inline>
+        </w:drawing>
+      </w:r>
+    </w:p>
+    <w:p>
+      <w:pPr>
+        <w:spacing w:before="160" w:after="40"/>
+      </w:pPr>
+      <w:r>
+        <w:rPr>
+          <w:b/>
+          <w:color w:val="800000"/>
+          <w:sz w:val="20"/>
+        </w:rPr>
+        <w:t>Task 6: Interactive Advisory Request &amp; Registration Form Execution</w:t>
+      </w:r>
+    </w:p>
+    <w:p>
+      <w:pPr>
+        <w:spacing w:after="120"/>
+        <w:jc w:val="center"/>
+      </w:pPr>
+      <w:r>
+        <w:drawing>
+          <wp:inline xmlns:a="http://schemas.openxmlformats.org/drawingml/2006/main" xmlns:pic="http://schemas.openxmlformats.org/drawingml/2006/picture">
+            <wp:extent cx="5486400" cy="2304288"/>
+            <wp:docPr id="7" name="Picture 7"/>
+            <wp:cNvGraphicFramePr>
+              <a:graphicFrameLocks noChangeAspect="1"/>
+            </wp:cNvGraphicFramePr>
+            <a:graphic>
+              <a:graphicData uri="http://schemas.openxmlformats.org/drawingml/2006/picture">
+                <pic:pic>
+                  <pic:nvPicPr>
+                    <pic:cNvPr id="0" name="exp5_task6_interactive_form.png"/>
+                    <pic:cNvPicPr/>
+                  </pic:nvPicPr>
+                  <pic:blipFill>
+                    <a:blip r:embed="rId15"/>
+                    <a:stretch>
+                      <a:fillRect/>
+                    </a:stretch>
+                  </pic:blipFill>
+                  <pic:spPr>
+                    <a:xfrm>
+                      <a:off x="0" y="0"/>
+                      <a:ext cx="5486400" cy="2304288"/>
                     </a:xfrm>
                     <a:prstGeom prst="rect"/>
                   </pic:spPr>
